--- a/posts/gradientboosting/index.docx
+++ b/posts/gradientboosting/index.docx
@@ -52,7 +52,7 @@
         </w:p>
       </w:sdtContent>
     </w:sdt>
-    <w:bookmarkStart w:id="20" w:name="introduction"/>
+    <w:bookmarkStart w:id="9" w:name="introduction"/>
     <w:p>
       <w:pPr>
         <w:pStyle w:val="Heading2"/>
@@ -69,8 +69,8 @@
         <w:t xml:space="preserve">Gradient Boosting is one of the most powerful techniques for building predictive models. It has gained popularity in the realms of both classification and regression due to its flexibility and effectiveness, particularly with decision trees as weak learners.</w:t>
       </w:r>
     </w:p>
-    <w:bookmarkEnd w:id="20"/>
-    <w:bookmarkStart w:id="21" w:name="what-is-gradient-boosting"/>
+    <w:bookmarkEnd w:id="9"/>
+    <w:bookmarkStart w:id="10" w:name="what-is-gradient-boosting"/>
     <w:p>
       <w:pPr>
         <w:pStyle w:val="Heading2"/>
@@ -169,8 +169,8 @@
         </w:pict>
       </w:r>
     </w:p>
-    <w:bookmarkEnd w:id="21"/>
-    <w:bookmarkStart w:id="22" w:name="X0fa330f2939c069784a45bcc864c1f6f3f9a6b0"/>
+    <w:bookmarkEnd w:id="10"/>
+    <w:bookmarkStart w:id="11" w:name="X0fa330f2939c069784a45bcc864c1f6f3f9a6b0"/>
     <w:p>
       <w:pPr>
         <w:pStyle w:val="Heading2"/>
@@ -201,8 +201,8 @@
         </m:r>
         <m:r>
           <m:rPr>
+            <m:scr m:val="double-struck"/>
             <m:sty m:val="p"/>
-            <m:scr m:val="double-struck"/>
           </m:rPr>
           <m:t>R</m:t>
         </m:r>
@@ -230,8 +230,8 @@
           <m:e>
             <m:r>
               <m:rPr>
+                <m:scr m:val="double-struck"/>
                 <m:sty m:val="p"/>
-                <m:scr m:val="double-struck"/>
               </m:rPr>
               <m:t>R</m:t>
             </m:r>
@@ -253,19 +253,21 @@
         <m:r>
           <m:t>F</m:t>
         </m:r>
-        <m:d>
-          <m:dPr>
-            <m:begChr m:val="("/>
-            <m:sepChr m:val=""/>
-            <m:endChr m:val=")"/>
-            <m:grow/>
-          </m:dPr>
-          <m:e>
-            <m:r>
-              <m:t>x</m:t>
-            </m:r>
-          </m:e>
-        </m:d>
+        <m:r>
+          <m:rPr>
+            <m:sty m:val="p"/>
+          </m:rPr>
+          <m:t>(</m:t>
+        </m:r>
+        <m:r>
+          <m:t>x</m:t>
+        </m:r>
+        <m:r>
+          <m:rPr>
+            <m:sty m:val="p"/>
+          </m:rPr>
+          <m:t>)</m:t>
+        </m:r>
       </m:oMath>
       <w:r>
         <w:t xml:space="preserve"> </w:t>
@@ -280,41 +282,45 @@
         <m:r>
           <m:t>L</m:t>
         </m:r>
-        <m:d>
-          <m:dPr>
-            <m:begChr m:val="("/>
-            <m:sepChr m:val=""/>
-            <m:endChr m:val=")"/>
-            <m:grow/>
-          </m:dPr>
-          <m:e>
-            <m:r>
-              <m:t>y</m:t>
-            </m:r>
-            <m:r>
-              <m:rPr>
-                <m:sty m:val="p"/>
-              </m:rPr>
-              <m:t>,</m:t>
-            </m:r>
-            <m:r>
-              <m:t>F</m:t>
-            </m:r>
-            <m:d>
-              <m:dPr>
-                <m:begChr m:val="("/>
-                <m:sepChr m:val=""/>
-                <m:endChr m:val=")"/>
-                <m:grow/>
-              </m:dPr>
-              <m:e>
-                <m:r>
-                  <m:t>x</m:t>
-                </m:r>
-              </m:e>
-            </m:d>
-          </m:e>
-        </m:d>
+        <m:r>
+          <m:rPr>
+            <m:sty m:val="p"/>
+          </m:rPr>
+          <m:t>(</m:t>
+        </m:r>
+        <m:r>
+          <m:t>y</m:t>
+        </m:r>
+        <m:r>
+          <m:rPr>
+            <m:sty m:val="p"/>
+          </m:rPr>
+          <m:t>,</m:t>
+        </m:r>
+        <m:r>
+          <m:t>F</m:t>
+        </m:r>
+        <m:r>
+          <m:rPr>
+            <m:sty m:val="p"/>
+          </m:rPr>
+          <m:t>(</m:t>
+        </m:r>
+        <m:r>
+          <m:t>x</m:t>
+        </m:r>
+        <m:r>
+          <m:rPr>
+            <m:sty m:val="p"/>
+          </m:rPr>
+          <m:t>)</m:t>
+        </m:r>
+        <m:r>
+          <m:rPr>
+            <m:sty m:val="p"/>
+          </m:rPr>
+          <m:t>)</m:t>
+        </m:r>
       </m:oMath>
       <w:r>
         <w:t xml:space="preserve">, where</w:t>
@@ -372,19 +378,21 @@
               </m:r>
             </m:sub>
           </m:sSub>
-          <m:d>
-            <m:dPr>
-              <m:begChr m:val="("/>
-              <m:sepChr m:val=""/>
-              <m:endChr m:val=")"/>
-              <m:grow/>
-            </m:dPr>
-            <m:e>
-              <m:r>
-                <m:t>x</m:t>
-              </m:r>
-            </m:e>
-          </m:d>
+          <m:r>
+            <m:rPr>
+              <m:sty m:val="p"/>
+            </m:rPr>
+            <m:t>(</m:t>
+          </m:r>
+          <m:r>
+            <m:t>x</m:t>
+          </m:r>
+          <m:r>
+            <m:rPr>
+              <m:sty m:val="p"/>
+            </m:rPr>
+            <m:t>)</m:t>
+          </m:r>
           <m:r>
             <m:rPr>
               <m:sty m:val="p"/>
@@ -403,19 +411,21 @@
               </m:r>
             </m:sub>
           </m:sSub>
-          <m:d>
-            <m:dPr>
-              <m:begChr m:val="("/>
-              <m:sepChr m:val=""/>
-              <m:endChr m:val=")"/>
-              <m:grow/>
-            </m:dPr>
-            <m:e>
-              <m:r>
-                <m:t>x</m:t>
-              </m:r>
-            </m:e>
-          </m:d>
+          <m:r>
+            <m:rPr>
+              <m:sty m:val="p"/>
+            </m:rPr>
+            <m:t>(</m:t>
+          </m:r>
+          <m:r>
+            <m:t>x</m:t>
+          </m:r>
+          <m:r>
+            <m:rPr>
+              <m:sty m:val="p"/>
+            </m:rPr>
+            <m:t>)</m:t>
+          </m:r>
           <m:r>
             <m:rPr>
               <m:sty m:val="p"/>
@@ -437,19 +447,21 @@
               </m:r>
             </m:sub>
           </m:sSub>
-          <m:d>
-            <m:dPr>
-              <m:begChr m:val="("/>
-              <m:sepChr m:val=""/>
-              <m:endChr m:val=")"/>
-              <m:grow/>
-            </m:dPr>
-            <m:e>
-              <m:r>
-                <m:t>x</m:t>
-              </m:r>
-            </m:e>
-          </m:d>
+          <m:r>
+            <m:rPr>
+              <m:sty m:val="p"/>
+            </m:rPr>
+            <m:t>(</m:t>
+          </m:r>
+          <m:r>
+            <m:t>x</m:t>
+          </m:r>
+          <m:r>
+            <m:rPr>
+              <m:sty m:val="p"/>
+            </m:rPr>
+            <m:t>)</m:t>
+          </m:r>
         </m:oMath>
       </m:oMathPara>
     </w:p>
@@ -482,19 +494,21 @@
             </m:r>
           </m:sub>
         </m:sSub>
-        <m:d>
-          <m:dPr>
-            <m:begChr m:val="("/>
-            <m:sepChr m:val=""/>
-            <m:endChr m:val=")"/>
-            <m:grow/>
-          </m:dPr>
-          <m:e>
-            <m:r>
-              <m:t>x</m:t>
-            </m:r>
-          </m:e>
-        </m:d>
+        <m:r>
+          <m:rPr>
+            <m:sty m:val="p"/>
+          </m:rPr>
+          <m:t>(</m:t>
+        </m:r>
+        <m:r>
+          <m:t>x</m:t>
+        </m:r>
+        <m:r>
+          <m:rPr>
+            <m:sty m:val="p"/>
+          </m:rPr>
+          <m:t>)</m:t>
+        </m:r>
       </m:oMath>
       <w:r>
         <w:t xml:space="preserve"> </w:t>
@@ -541,19 +555,21 @@
             </m:r>
           </m:sub>
         </m:sSub>
-        <m:d>
-          <m:dPr>
-            <m:begChr m:val="("/>
-            <m:sepChr m:val=""/>
-            <m:endChr m:val=")"/>
-            <m:grow/>
-          </m:dPr>
-          <m:e>
-            <m:r>
-              <m:t>x</m:t>
-            </m:r>
-          </m:e>
-        </m:d>
+        <m:r>
+          <m:rPr>
+            <m:sty m:val="p"/>
+          </m:rPr>
+          <m:t>(</m:t>
+        </m:r>
+        <m:r>
+          <m:t>x</m:t>
+        </m:r>
+        <m:r>
+          <m:rPr>
+            <m:sty m:val="p"/>
+          </m:rPr>
+          <m:t>)</m:t>
+        </m:r>
       </m:oMath>
       <w:r>
         <w:t xml:space="preserve"> </w:t>
@@ -610,41 +626,45 @@
         <m:r>
           <m:t>L</m:t>
         </m:r>
-        <m:d>
-          <m:dPr>
-            <m:begChr m:val="("/>
-            <m:sepChr m:val=""/>
-            <m:endChr m:val=")"/>
-            <m:grow/>
-          </m:dPr>
-          <m:e>
-            <m:r>
-              <m:t>y</m:t>
-            </m:r>
-            <m:r>
-              <m:rPr>
-                <m:sty m:val="p"/>
-              </m:rPr>
-              <m:t>,</m:t>
-            </m:r>
-            <m:r>
-              <m:t>F</m:t>
-            </m:r>
-            <m:d>
-              <m:dPr>
-                <m:begChr m:val="("/>
-                <m:sepChr m:val=""/>
-                <m:endChr m:val=")"/>
-                <m:grow/>
-              </m:dPr>
-              <m:e>
-                <m:r>
-                  <m:t>x</m:t>
-                </m:r>
-              </m:e>
-            </m:d>
-          </m:e>
-        </m:d>
+        <m:r>
+          <m:rPr>
+            <m:sty m:val="p"/>
+          </m:rPr>
+          <m:t>(</m:t>
+        </m:r>
+        <m:r>
+          <m:t>y</m:t>
+        </m:r>
+        <m:r>
+          <m:rPr>
+            <m:sty m:val="p"/>
+          </m:rPr>
+          <m:t>,</m:t>
+        </m:r>
+        <m:r>
+          <m:t>F</m:t>
+        </m:r>
+        <m:r>
+          <m:rPr>
+            <m:sty m:val="p"/>
+          </m:rPr>
+          <m:t>(</m:t>
+        </m:r>
+        <m:r>
+          <m:t>x</m:t>
+        </m:r>
+        <m:r>
+          <m:rPr>
+            <m:sty m:val="p"/>
+          </m:rPr>
+          <m:t>)</m:t>
+        </m:r>
+        <m:r>
+          <m:rPr>
+            <m:sty m:val="p"/>
+          </m:rPr>
+          <m:t>)</m:t>
+        </m:r>
       </m:oMath>
       <w:r>
         <w:t xml:space="preserve">. At each iteration, Gradient Boosting fits a new model</w:t>
@@ -665,19 +685,21 @@
             </m:r>
           </m:sub>
         </m:sSub>
-        <m:d>
-          <m:dPr>
-            <m:begChr m:val="("/>
-            <m:sepChr m:val=""/>
-            <m:endChr m:val=")"/>
-            <m:grow/>
-          </m:dPr>
-          <m:e>
-            <m:r>
-              <m:t>x</m:t>
-            </m:r>
-          </m:e>
-        </m:d>
+        <m:r>
+          <m:rPr>
+            <m:sty m:val="p"/>
+          </m:rPr>
+          <m:t>(</m:t>
+        </m:r>
+        <m:r>
+          <m:t>x</m:t>
+        </m:r>
+        <m:r>
+          <m:rPr>
+            <m:sty m:val="p"/>
+          </m:rPr>
+          <m:t>)</m:t>
+        </m:r>
       </m:oMath>
       <w:r>
         <w:t xml:space="preserve"> </w:t>
@@ -701,41 +723,45 @@
         <m:r>
           <m:t>L</m:t>
         </m:r>
-        <m:d>
-          <m:dPr>
-            <m:begChr m:val="("/>
-            <m:sepChr m:val=""/>
-            <m:endChr m:val=")"/>
-            <m:grow/>
-          </m:dPr>
-          <m:e>
-            <m:r>
-              <m:t>y</m:t>
-            </m:r>
-            <m:r>
-              <m:rPr>
-                <m:sty m:val="p"/>
-              </m:rPr>
-              <m:t>,</m:t>
-            </m:r>
-            <m:r>
-              <m:t>F</m:t>
-            </m:r>
-            <m:d>
-              <m:dPr>
-                <m:begChr m:val="("/>
-                <m:sepChr m:val=""/>
-                <m:endChr m:val=")"/>
-                <m:grow/>
-              </m:dPr>
-              <m:e>
-                <m:r>
-                  <m:t>x</m:t>
-                </m:r>
-              </m:e>
-            </m:d>
-          </m:e>
-        </m:d>
+        <m:r>
+          <m:rPr>
+            <m:sty m:val="p"/>
+          </m:rPr>
+          <m:t>(</m:t>
+        </m:r>
+        <m:r>
+          <m:t>y</m:t>
+        </m:r>
+        <m:r>
+          <m:rPr>
+            <m:sty m:val="p"/>
+          </m:rPr>
+          <m:t>,</m:t>
+        </m:r>
+        <m:r>
+          <m:t>F</m:t>
+        </m:r>
+        <m:r>
+          <m:rPr>
+            <m:sty m:val="p"/>
+          </m:rPr>
+          <m:t>(</m:t>
+        </m:r>
+        <m:r>
+          <m:t>x</m:t>
+        </m:r>
+        <m:r>
+          <m:rPr>
+            <m:sty m:val="p"/>
+          </m:rPr>
+          <m:t>)</m:t>
+        </m:r>
+        <m:r>
+          <m:rPr>
+            <m:sty m:val="p"/>
+          </m:rPr>
+          <m:t>)</m:t>
+        </m:r>
       </m:oMath>
       <w:r>
         <w:t xml:space="preserve">, we compute the residuals (or pseudo-residuals) as:</w:t>
@@ -797,75 +823,29 @@
               <m:r>
                 <m:t>L</m:t>
               </m:r>
-              <m:d>
-                <m:dPr>
-                  <m:begChr m:val="("/>
-                  <m:sepChr m:val=""/>
-                  <m:endChr m:val=")"/>
-                  <m:grow/>
-                </m:dPr>
-                <m:e>
-                  <m:sSub>
-                    <m:e>
-                      <m:r>
-                        <m:t>y</m:t>
-                      </m:r>
-                    </m:e>
-                    <m:sub>
-                      <m:r>
-                        <m:t>i</m:t>
-                      </m:r>
-                    </m:sub>
-                  </m:sSub>
-                  <m:r>
-                    <m:rPr>
-                      <m:sty m:val="p"/>
-                    </m:rPr>
-                    <m:t>,</m:t>
-                  </m:r>
-                  <m:sSub>
-                    <m:e>
-                      <m:r>
-                        <m:t>F</m:t>
-                      </m:r>
-                    </m:e>
-                    <m:sub>
-                      <m:r>
-                        <m:t>m</m:t>
-                      </m:r>
-                    </m:sub>
-                  </m:sSub>
-                  <m:d>
-                    <m:dPr>
-                      <m:begChr m:val="("/>
-                      <m:sepChr m:val=""/>
-                      <m:endChr m:val=")"/>
-                      <m:grow/>
-                    </m:dPr>
-                    <m:e>
-                      <m:sSub>
-                        <m:e>
-                          <m:r>
-                            <m:t>x</m:t>
-                          </m:r>
-                        </m:e>
-                        <m:sub>
-                          <m:r>
-                            <m:t>i</m:t>
-                          </m:r>
-                        </m:sub>
-                      </m:sSub>
-                    </m:e>
-                  </m:d>
-                </m:e>
-              </m:d>
-            </m:num>
-            <m:den>
               <m:r>
                 <m:rPr>
                   <m:sty m:val="p"/>
                 </m:rPr>
-                <m:t>∂</m:t>
+                <m:t>(</m:t>
+              </m:r>
+              <m:sSub>
+                <m:e>
+                  <m:r>
+                    <m:t>y</m:t>
+                  </m:r>
+                </m:e>
+                <m:sub>
+                  <m:r>
+                    <m:t>i</m:t>
+                  </m:r>
+                </m:sub>
+              </m:sSub>
+              <m:r>
+                <m:rPr>
+                  <m:sty m:val="p"/>
+                </m:rPr>
+                <m:t>,</m:t>
               </m:r>
               <m:sSub>
                 <m:e>
@@ -879,28 +859,80 @@
                   </m:r>
                 </m:sub>
               </m:sSub>
-              <m:d>
-                <m:dPr>
-                  <m:begChr m:val="("/>
-                  <m:sepChr m:val=""/>
-                  <m:endChr m:val=")"/>
-                  <m:grow/>
-                </m:dPr>
+              <m:r>
+                <m:rPr>
+                  <m:sty m:val="p"/>
+                </m:rPr>
+                <m:t>(</m:t>
+              </m:r>
+              <m:sSub>
                 <m:e>
-                  <m:sSub>
-                    <m:e>
-                      <m:r>
-                        <m:t>x</m:t>
-                      </m:r>
-                    </m:e>
-                    <m:sub>
-                      <m:r>
-                        <m:t>i</m:t>
-                      </m:r>
-                    </m:sub>
-                  </m:sSub>
+                  <m:r>
+                    <m:t>x</m:t>
+                  </m:r>
                 </m:e>
-              </m:d>
+                <m:sub>
+                  <m:r>
+                    <m:t>i</m:t>
+                  </m:r>
+                </m:sub>
+              </m:sSub>
+              <m:r>
+                <m:rPr>
+                  <m:sty m:val="p"/>
+                </m:rPr>
+                <m:t>)</m:t>
+              </m:r>
+              <m:r>
+                <m:rPr>
+                  <m:sty m:val="p"/>
+                </m:rPr>
+                <m:t>)</m:t>
+              </m:r>
+            </m:num>
+            <m:den>
+              <m:r>
+                <m:rPr>
+                  <m:sty m:val="p"/>
+                </m:rPr>
+                <m:t>∂</m:t>
+              </m:r>
+              <m:sSub>
+                <m:e>
+                  <m:r>
+                    <m:t>F</m:t>
+                  </m:r>
+                </m:e>
+                <m:sub>
+                  <m:r>
+                    <m:t>m</m:t>
+                  </m:r>
+                </m:sub>
+              </m:sSub>
+              <m:r>
+                <m:rPr>
+                  <m:sty m:val="p"/>
+                </m:rPr>
+                <m:t>(</m:t>
+              </m:r>
+              <m:sSub>
+                <m:e>
+                  <m:r>
+                    <m:t>x</m:t>
+                  </m:r>
+                </m:e>
+                <m:sub>
+                  <m:r>
+                    <m:t>i</m:t>
+                  </m:r>
+                </m:sub>
+              </m:sSub>
+              <m:r>
+                <m:rPr>
+                  <m:sty m:val="p"/>
+                </m:rPr>
+                <m:t>)</m:t>
+              </m:r>
             </m:den>
           </m:f>
         </m:oMath>
@@ -929,19 +961,21 @@
             </m:r>
           </m:sub>
         </m:sSub>
-        <m:d>
-          <m:dPr>
-            <m:begChr m:val="("/>
-            <m:sepChr m:val=""/>
-            <m:endChr m:val=")"/>
-            <m:grow/>
-          </m:dPr>
-          <m:e>
-            <m:r>
-              <m:t>x</m:t>
-            </m:r>
-          </m:e>
-        </m:d>
+        <m:r>
+          <m:rPr>
+            <m:sty m:val="p"/>
+          </m:rPr>
+          <m:t>(</m:t>
+        </m:r>
+        <m:r>
+          <m:t>x</m:t>
+        </m:r>
+        <m:r>
+          <m:rPr>
+            <m:sty m:val="p"/>
+          </m:rPr>
+          <m:t>)</m:t>
+        </m:r>
       </m:oMath>
       <w:r>
         <w:t xml:space="preserve">. In the case of squared error (for regression), the residuals simplify to the difference between the observed and predicted values:</w:t>
@@ -1013,28 +1047,30 @@
               </m:r>
             </m:sub>
           </m:sSub>
-          <m:d>
-            <m:dPr>
-              <m:begChr m:val="("/>
-              <m:sepChr m:val=""/>
-              <m:endChr m:val=")"/>
-              <m:grow/>
-            </m:dPr>
+          <m:r>
+            <m:rPr>
+              <m:sty m:val="p"/>
+            </m:rPr>
+            <m:t>(</m:t>
+          </m:r>
+          <m:sSub>
             <m:e>
-              <m:sSub>
-                <m:e>
-                  <m:r>
-                    <m:t>x</m:t>
-                  </m:r>
-                </m:e>
-                <m:sub>
-                  <m:r>
-                    <m:t>i</m:t>
-                  </m:r>
-                </m:sub>
-              </m:sSub>
+              <m:r>
+                <m:t>x</m:t>
+              </m:r>
             </m:e>
-          </m:d>
+            <m:sub>
+              <m:r>
+                <m:t>i</m:t>
+              </m:r>
+            </m:sub>
+          </m:sSub>
+          <m:r>
+            <m:rPr>
+              <m:sty m:val="p"/>
+            </m:rPr>
+            <m:t>)</m:t>
+          </m:r>
         </m:oMath>
       </m:oMathPara>
     </w:p>
@@ -1097,19 +1133,21 @@
               </m:r>
             </m:sub>
           </m:sSub>
-          <m:d>
-            <m:dPr>
-              <m:begChr m:val="("/>
-              <m:sepChr m:val=""/>
-              <m:endChr m:val=")"/>
-              <m:grow/>
-            </m:dPr>
-            <m:e>
-              <m:r>
-                <m:t>x</m:t>
-              </m:r>
-            </m:e>
-          </m:d>
+          <m:r>
+            <m:rPr>
+              <m:sty m:val="p"/>
+            </m:rPr>
+            <m:t>(</m:t>
+          </m:r>
+          <m:r>
+            <m:t>x</m:t>
+          </m:r>
+          <m:r>
+            <m:rPr>
+              <m:sty m:val="p"/>
+            </m:rPr>
+            <m:t>)</m:t>
+          </m:r>
           <m:r>
             <m:rPr>
               <m:sty m:val="p"/>
@@ -1169,37 +1207,39 @@
               </m:r>
             </m:e>
           </m:nary>
-          <m:d>
-            <m:dPr>
-              <m:begChr m:val="("/>
-              <m:sepChr m:val=""/>
-              <m:endChr m:val=")"/>
-              <m:grow/>
-            </m:dPr>
+          <m:r>
+            <m:rPr>
+              <m:sty m:val="p"/>
+            </m:rPr>
+            <m:t>(</m:t>
+          </m:r>
+          <m:sSub>
             <m:e>
-              <m:sSub>
-                <m:e>
-                  <m:r>
-                    <m:t>y</m:t>
-                  </m:r>
-                </m:e>
-                <m:sub>
-                  <m:r>
-                    <m:t>i</m:t>
-                  </m:r>
-                </m:sub>
-              </m:sSub>
-              <m:r>
-                <m:rPr>
-                  <m:sty m:val="p"/>
-                </m:rPr>
-                <m:t>,</m:t>
-              </m:r>
-              <m:r>
-                <m:t>c</m:t>
+              <m:r>
+                <m:t>y</m:t>
               </m:r>
             </m:e>
-          </m:d>
+            <m:sub>
+              <m:r>
+                <m:t>i</m:t>
+              </m:r>
+            </m:sub>
+          </m:sSub>
+          <m:r>
+            <m:rPr>
+              <m:sty m:val="p"/>
+            </m:rPr>
+            <m:t>,</m:t>
+          </m:r>
+          <m:r>
+            <m:t>c</m:t>
+          </m:r>
+          <m:r>
+            <m:rPr>
+              <m:sty m:val="p"/>
+            </m:rPr>
+            <m:t>)</m:t>
+          </m:r>
         </m:oMath>
       </m:oMathPara>
     </w:p>
@@ -1226,19 +1266,21 @@
             </m:r>
           </m:sub>
         </m:sSub>
-        <m:d>
-          <m:dPr>
-            <m:begChr m:val="("/>
-            <m:sepChr m:val=""/>
-            <m:endChr m:val=")"/>
-            <m:grow/>
-          </m:dPr>
-          <m:e>
-            <m:r>
-              <m:t>x</m:t>
-            </m:r>
-          </m:e>
-        </m:d>
+        <m:r>
+          <m:rPr>
+            <m:sty m:val="p"/>
+          </m:rPr>
+          <m:t>(</m:t>
+        </m:r>
+        <m:r>
+          <m:t>x</m:t>
+        </m:r>
+        <m:r>
+          <m:rPr>
+            <m:sty m:val="p"/>
+          </m:rPr>
+          <m:t>)</m:t>
+        </m:r>
       </m:oMath>
       <w:r>
         <w:t xml:space="preserve"> </w:t>
@@ -1396,75 +1438,29 @@
               <m:r>
                 <m:t>L</m:t>
               </m:r>
-              <m:d>
-                <m:dPr>
-                  <m:begChr m:val="("/>
-                  <m:sepChr m:val=""/>
-                  <m:endChr m:val=")"/>
-                  <m:grow/>
-                </m:dPr>
-                <m:e>
-                  <m:sSub>
-                    <m:e>
-                      <m:r>
-                        <m:t>y</m:t>
-                      </m:r>
-                    </m:e>
-                    <m:sub>
-                      <m:r>
-                        <m:t>i</m:t>
-                      </m:r>
-                    </m:sub>
-                  </m:sSub>
-                  <m:r>
-                    <m:rPr>
-                      <m:sty m:val="p"/>
-                    </m:rPr>
-                    <m:t>,</m:t>
-                  </m:r>
-                  <m:sSub>
-                    <m:e>
-                      <m:r>
-                        <m:t>F</m:t>
-                      </m:r>
-                    </m:e>
-                    <m:sub>
-                      <m:r>
-                        <m:t>m</m:t>
-                      </m:r>
-                    </m:sub>
-                  </m:sSub>
-                  <m:d>
-                    <m:dPr>
-                      <m:begChr m:val="("/>
-                      <m:sepChr m:val=""/>
-                      <m:endChr m:val=")"/>
-                      <m:grow/>
-                    </m:dPr>
-                    <m:e>
-                      <m:sSub>
-                        <m:e>
-                          <m:r>
-                            <m:t>x</m:t>
-                          </m:r>
-                        </m:e>
-                        <m:sub>
-                          <m:r>
-                            <m:t>i</m:t>
-                          </m:r>
-                        </m:sub>
-                      </m:sSub>
-                    </m:e>
-                  </m:d>
-                </m:e>
-              </m:d>
-            </m:num>
-            <m:den>
               <m:r>
                 <m:rPr>
                   <m:sty m:val="p"/>
                 </m:rPr>
-                <m:t>∂</m:t>
+                <m:t>(</m:t>
+              </m:r>
+              <m:sSub>
+                <m:e>
+                  <m:r>
+                    <m:t>y</m:t>
+                  </m:r>
+                </m:e>
+                <m:sub>
+                  <m:r>
+                    <m:t>i</m:t>
+                  </m:r>
+                </m:sub>
+              </m:sSub>
+              <m:r>
+                <m:rPr>
+                  <m:sty m:val="p"/>
+                </m:rPr>
+                <m:t>,</m:t>
               </m:r>
               <m:sSub>
                 <m:e>
@@ -1478,28 +1474,80 @@
                   </m:r>
                 </m:sub>
               </m:sSub>
-              <m:d>
-                <m:dPr>
-                  <m:begChr m:val="("/>
-                  <m:sepChr m:val=""/>
-                  <m:endChr m:val=")"/>
-                  <m:grow/>
-                </m:dPr>
+              <m:r>
+                <m:rPr>
+                  <m:sty m:val="p"/>
+                </m:rPr>
+                <m:t>(</m:t>
+              </m:r>
+              <m:sSub>
                 <m:e>
-                  <m:sSub>
-                    <m:e>
-                      <m:r>
-                        <m:t>x</m:t>
-                      </m:r>
-                    </m:e>
-                    <m:sub>
-                      <m:r>
-                        <m:t>i</m:t>
-                      </m:r>
-                    </m:sub>
-                  </m:sSub>
+                  <m:r>
+                    <m:t>x</m:t>
+                  </m:r>
                 </m:e>
-              </m:d>
+                <m:sub>
+                  <m:r>
+                    <m:t>i</m:t>
+                  </m:r>
+                </m:sub>
+              </m:sSub>
+              <m:r>
+                <m:rPr>
+                  <m:sty m:val="p"/>
+                </m:rPr>
+                <m:t>)</m:t>
+              </m:r>
+              <m:r>
+                <m:rPr>
+                  <m:sty m:val="p"/>
+                </m:rPr>
+                <m:t>)</m:t>
+              </m:r>
+            </m:num>
+            <m:den>
+              <m:r>
+                <m:rPr>
+                  <m:sty m:val="p"/>
+                </m:rPr>
+                <m:t>∂</m:t>
+              </m:r>
+              <m:sSub>
+                <m:e>
+                  <m:r>
+                    <m:t>F</m:t>
+                  </m:r>
+                </m:e>
+                <m:sub>
+                  <m:r>
+                    <m:t>m</m:t>
+                  </m:r>
+                </m:sub>
+              </m:sSub>
+              <m:r>
+                <m:rPr>
+                  <m:sty m:val="p"/>
+                </m:rPr>
+                <m:t>(</m:t>
+              </m:r>
+              <m:sSub>
+                <m:e>
+                  <m:r>
+                    <m:t>x</m:t>
+                  </m:r>
+                </m:e>
+                <m:sub>
+                  <m:r>
+                    <m:t>i</m:t>
+                  </m:r>
+                </m:sub>
+              </m:sSub>
+              <m:r>
+                <m:rPr>
+                  <m:sty m:val="p"/>
+                </m:rPr>
+                <m:t>)</m:t>
+              </m:r>
             </m:den>
           </m:f>
         </m:oMath>
@@ -1544,19 +1592,21 @@
             </m:r>
           </m:sub>
         </m:sSub>
-        <m:d>
-          <m:dPr>
-            <m:begChr m:val="("/>
-            <m:sepChr m:val=""/>
-            <m:endChr m:val=")"/>
-            <m:grow/>
-          </m:dPr>
-          <m:e>
-            <m:r>
-              <m:t>x</m:t>
-            </m:r>
-          </m:e>
-        </m:d>
+        <m:r>
+          <m:rPr>
+            <m:sty m:val="p"/>
+          </m:rPr>
+          <m:t>(</m:t>
+        </m:r>
+        <m:r>
+          <m:t>x</m:t>
+        </m:r>
+        <m:r>
+          <m:rPr>
+            <m:sty m:val="p"/>
+          </m:rPr>
+          <m:t>)</m:t>
+        </m:r>
       </m:oMath>
       <w:r>
         <w:t xml:space="preserve"> </w:t>
@@ -1639,19 +1689,21 @@
               </m:r>
             </m:sub>
           </m:sSub>
-          <m:d>
-            <m:dPr>
-              <m:begChr m:val="("/>
-              <m:sepChr m:val=""/>
-              <m:endChr m:val=")"/>
-              <m:grow/>
-            </m:dPr>
-            <m:e>
-              <m:r>
-                <m:t>x</m:t>
-              </m:r>
-            </m:e>
-          </m:d>
+          <m:r>
+            <m:rPr>
+              <m:sty m:val="p"/>
+            </m:rPr>
+            <m:t>(</m:t>
+          </m:r>
+          <m:r>
+            <m:t>x</m:t>
+          </m:r>
+          <m:r>
+            <m:rPr>
+              <m:sty m:val="p"/>
+            </m:rPr>
+            <m:t>)</m:t>
+          </m:r>
           <m:r>
             <m:rPr>
               <m:sty m:val="p"/>
@@ -1670,19 +1722,21 @@
               </m:r>
             </m:sub>
           </m:sSub>
-          <m:d>
-            <m:dPr>
-              <m:begChr m:val="("/>
-              <m:sepChr m:val=""/>
-              <m:endChr m:val=")"/>
-              <m:grow/>
-            </m:dPr>
-            <m:e>
-              <m:r>
-                <m:t>x</m:t>
-              </m:r>
-            </m:e>
-          </m:d>
+          <m:r>
+            <m:rPr>
+              <m:sty m:val="p"/>
+            </m:rPr>
+            <m:t>(</m:t>
+          </m:r>
+          <m:r>
+            <m:t>x</m:t>
+          </m:r>
+          <m:r>
+            <m:rPr>
+              <m:sty m:val="p"/>
+            </m:rPr>
+            <m:t>)</m:t>
+          </m:r>
           <m:r>
             <m:rPr>
               <m:sty m:val="p"/>
@@ -1704,19 +1758,21 @@
               </m:r>
             </m:sub>
           </m:sSub>
-          <m:d>
-            <m:dPr>
-              <m:begChr m:val="("/>
-              <m:sepChr m:val=""/>
-              <m:endChr m:val=")"/>
-              <m:grow/>
-            </m:dPr>
-            <m:e>
-              <m:r>
-                <m:t>x</m:t>
-              </m:r>
-            </m:e>
-          </m:d>
+          <m:r>
+            <m:rPr>
+              <m:sty m:val="p"/>
+            </m:rPr>
+            <m:t>(</m:t>
+          </m:r>
+          <m:r>
+            <m:t>x</m:t>
+          </m:r>
+          <m:r>
+            <m:rPr>
+              <m:sty m:val="p"/>
+            </m:rPr>
+            <m:t>)</m:t>
+          </m:r>
         </m:oMath>
       </m:oMathPara>
     </w:p>
@@ -1744,8 +1800,8 @@
         <w:t xml:space="preserve">Continue until a stopping criterion is met (e.g., a fixed number of iterations or convergence).</w:t>
       </w:r>
     </w:p>
-    <w:bookmarkEnd w:id="22"/>
-    <w:bookmarkStart w:id="23" w:name="assumptions-of-gradient-boosting"/>
+    <w:bookmarkEnd w:id="11"/>
+    <w:bookmarkStart w:id="12" w:name="assumptions-of-gradient-boosting"/>
     <w:p>
       <w:pPr>
         <w:pStyle w:val="Heading2"/>
@@ -1819,8 +1875,8 @@
         <w:t xml:space="preserve">: The model is additive, meaning it combines weak learners to improve performance. This makes it sensitive to noisy data, as adding too many learners might lead to overfitting.</w:t>
       </w:r>
     </w:p>
-    <w:bookmarkEnd w:id="23"/>
-    <w:bookmarkStart w:id="24" w:name="when-to-use-gradient-boosting"/>
+    <w:bookmarkEnd w:id="12"/>
+    <w:bookmarkStart w:id="13" w:name="when-to-use-gradient-boosting"/>
     <w:p>
       <w:pPr>
         <w:pStyle w:val="Heading2"/>
@@ -1930,8 +1986,8 @@
         <w:t xml:space="preserve">However, due to its complexity, Gradient Boosting can be computationally expensive, so it’s less ideal for very large datasets or real-time predictions.</w:t>
       </w:r>
     </w:p>
-    <w:bookmarkEnd w:id="24"/>
-    <w:bookmarkStart w:id="25" w:name="X88a9d6b2b8c0d2e22c9cfa6519cd56b9e3c5120"/>
+    <w:bookmarkEnd w:id="13"/>
+    <w:bookmarkStart w:id="14" w:name="X88a9d6b2b8c0d2e22c9cfa6519cd56b9e3c5120"/>
     <w:p>
       <w:pPr>
         <w:pStyle w:val="Heading2"/>
@@ -2725,8 +2781,8 @@
         </w:pict>
       </w:r>
     </w:p>
-    <w:bookmarkEnd w:id="25"/>
-    <w:bookmarkStart w:id="32" w:name="references"/>
+    <w:bookmarkEnd w:id="14"/>
+    <w:bookmarkStart w:id="21" w:name="references"/>
     <w:p>
       <w:pPr>
         <w:pStyle w:val="Heading2"/>
@@ -2743,7 +2799,7 @@
           <w:numId w:val="1008"/>
         </w:numPr>
       </w:pPr>
-      <w:hyperlink r:id="rId26">
+      <w:hyperlink r:id="rId15">
         <w:r>
           <w:rPr>
             <w:rStyle w:val="Hyperlink"/>
@@ -2802,7 +2858,7 @@
           <w:numId w:val="1008"/>
         </w:numPr>
       </w:pPr>
-      <w:hyperlink r:id="rId27">
+      <w:hyperlink r:id="rId16">
         <w:r>
           <w:rPr>
             <w:rStyle w:val="Hyperlink"/>
@@ -2836,7 +2892,7 @@
           <w:numId w:val="1008"/>
         </w:numPr>
       </w:pPr>
-      <w:hyperlink r:id="rId28">
+      <w:hyperlink r:id="rId17">
         <w:r>
           <w:rPr>
             <w:rStyle w:val="Hyperlink"/>
@@ -2870,7 +2926,7 @@
           <w:numId w:val="1008"/>
         </w:numPr>
       </w:pPr>
-      <w:hyperlink r:id="rId29">
+      <w:hyperlink r:id="rId18">
         <w:r>
           <w:rPr>
             <w:rStyle w:val="Hyperlink"/>
@@ -2904,7 +2960,7 @@
           <w:numId w:val="1008"/>
         </w:numPr>
       </w:pPr>
-      <w:hyperlink r:id="rId30">
+      <w:hyperlink r:id="rId19">
         <w:r>
           <w:rPr>
             <w:rStyle w:val="Hyperlink"/>
@@ -2985,8 +3041,8 @@
         <w:t xml:space="preserve"> </w:t>
       </w:r>
     </w:p>
-    <w:bookmarkStart w:id="31" w:name="fb-root"/>
-    <w:bookmarkEnd w:id="31"/>
+    <w:bookmarkStart w:id="20" w:name="fb-root"/>
+    <w:bookmarkEnd w:id="20"/>
     <w:p>
       <w:pPr>
         <w:pStyle w:val="BodyText"/>
@@ -2999,7 +3055,7 @@
         <w:t xml:space="preserve">You may also like</w:t>
       </w:r>
     </w:p>
-    <w:bookmarkEnd w:id="32"/>
+    <w:bookmarkEnd w:id="21"/>
     <w:sectPr>
       <w:footnotePr>
         <w:numRestart w:val="eachSect"/>
@@ -3387,10 +3443,10 @@
   <w:docDefaults>
     <w:rPrDefault>
       <w:rPr>
-        <w:rFonts w:asciiTheme="minorHAnsi" w:cstheme="minorBidi" w:eastAsiaTheme="minorHAnsi" w:hAnsiTheme="minorHAnsi"/>
+        <w:rFonts w:asciiTheme="minorHAnsi" w:cstheme="minorBidi" w:eastAsiaTheme="minorEastAsia" w:hAnsiTheme="minorHAnsi"/>
         <w:sz w:val="24"/>
         <w:szCs w:val="24"/>
-        <w:lang w:bidi="ar-SA" w:eastAsia="en-US" w:val="en-US"/>
+        <w:lang w:bidi="ar-SA" w:eastAsia="zh-CN" w:val="en-US"/>
       </w:rPr>
     </w:rPrDefault>
     <w:pPrDefault>
@@ -3931,13 +3987,6 @@
       </w:tblCellMar>
     </w:tblPr>
     <w:tblStylePr w:type="firstRow">
-      <w:tblPr>
-        <w:jc w:val="left"/>
-        <w:tblInd w:type="dxa" w:w="0"/>
-      </w:tblPr>
-      <w:trPr>
-        <w:jc w:val="left"/>
-      </w:trPr>
       <w:tcPr>
         <w:tcBorders>
           <w:bottom w:val="single"/>

--- a/posts/gradientboosting/index.docx
+++ b/posts/gradientboosting/index.docx
@@ -2782,7 +2782,7 @@
       </w:r>
     </w:p>
     <w:bookmarkEnd w:id="14"/>
-    <w:bookmarkStart w:id="21" w:name="references"/>
+    <w:bookmarkStart w:id="20" w:name="references"/>
     <w:p>
       <w:pPr>
         <w:pStyle w:val="Heading2"/>
@@ -2999,63 +2999,10 @@
           <w:b/>
           <w:bCs/>
         </w:rPr>
-        <w:t xml:space="preserve">Share on</w:t>
-      </w:r>
-    </w:p>
-    <w:p>
-      <w:pPr>
-        <w:pStyle w:val="BodyText"/>
-      </w:pPr>
-    </w:p>
-    <w:p>
-      <w:pPr>
-        <w:pStyle w:val="BodyText"/>
-      </w:pPr>
-      <w:r>
-        <w:t xml:space="preserve"> </w:t>
-      </w:r>
-    </w:p>
-    <w:p>
-      <w:pPr>
-        <w:pStyle w:val="BodyText"/>
-      </w:pPr>
-    </w:p>
-    <w:p>
-      <w:pPr>
-        <w:pStyle w:val="BodyText"/>
-      </w:pPr>
-      <w:r>
-        <w:t xml:space="preserve"> </w:t>
-      </w:r>
-    </w:p>
-    <w:p>
-      <w:pPr>
-        <w:pStyle w:val="BodyText"/>
-      </w:pPr>
-    </w:p>
-    <w:p>
-      <w:pPr>
-        <w:pStyle w:val="BodyText"/>
-      </w:pPr>
-      <w:r>
-        <w:t xml:space="preserve"> </w:t>
-      </w:r>
-    </w:p>
-    <w:bookmarkStart w:id="20" w:name="fb-root"/>
+        <w:t xml:space="preserve">You may also like</w:t>
+      </w:r>
+    </w:p>
     <w:bookmarkEnd w:id="20"/>
-    <w:p>
-      <w:pPr>
-        <w:pStyle w:val="BodyText"/>
-      </w:pPr>
-      <w:r>
-        <w:rPr>
-          <w:b/>
-          <w:bCs/>
-        </w:rPr>
-        <w:t xml:space="preserve">You may also like</w:t>
-      </w:r>
-    </w:p>
-    <w:bookmarkEnd w:id="21"/>
     <w:sectPr>
       <w:footnotePr>
         <w:numRestart w:val="eachSect"/>
